--- a/protected-assets/CouldItHaveBeenPlanned.docx
+++ b/protected-assets/CouldItHaveBeenPlanned.docx
@@ -1707,7 +1707,7 @@
           <w:sz w:val="23"/>
           <w:szCs w:val="23"/>
         </w:rPr>
-        <w:t xml:space="preserve"> It happened in exactly that order. Forty years after the cross, Roman legions ending a revolt burned the Temple, and Jesus himself had warned it would come on “this generation” (Matthew 23:36).</w:t>
+        <w:t xml:space="preserve"> It happened in exactly that order. Forty years after the cross, Roman legions ending a revolt burned the Temple, and Jesus Himself had warned it would come on “this generation” (Matthew 23:36).</w:t>
       </w:r>
     </w:p>
     <w:p>
@@ -1750,7 +1750,7 @@
           <w:sz w:val="23"/>
           <w:szCs w:val="23"/>
         </w:rPr>
-        <w:t xml:space="preserve">Even Jesus himself, had he wanted to act out prophecy, could have chosen some of his actions, such as riding into Jerusalem on a donkey. But no one chooses the century of his birth, the year a foreign governor executes him, the day of the week the moon sets for Passover, or what an army does forty years after his death.</w:t>
+        <w:t xml:space="preserve">Even Jesus Himself, had He wanted to act out prophecy, could have chosen some of His actions, such as riding into Jerusalem on a donkey. But no one chooses the century of His birth, the year a foreign governor executes Him, the day of the week the moon sets for Passover, or what an army does forty years after His death.</w:t>
       </w:r>
     </w:p>
     <w:p>
@@ -2260,7 +2260,7 @@
           <w:sz w:val="23"/>
           <w:szCs w:val="23"/>
         </w:rPr>
-        <w:t xml:space="preserve">, available at https://greysmokez.github.io/CJC-Website/</w:t>
+        <w:t xml:space="preserve">, available at https://scripturescjc.com/</w:t>
       </w:r>
     </w:p>
     <w:sectPr>
